--- a/Documentation/Stima_dei_Costi.docx
+++ b/Documentation/Stima_dei_Costi.docx
@@ -24,6 +24,17 @@
           <w:szCs w:val="36"/>
         </w:rPr>
         <w:t>STIMA DEI COSTI – USE CASE POINTS</w:t>
+      </w:r>
+      <w:r>
+        <w:rPr>
+          <w:b/>
+          <w:bCs/>
+          <w:i/>
+          <w:iCs/>
+          <w:sz w:val="36"/>
+          <w:szCs w:val="36"/>
+        </w:rPr>
+        <w:t xml:space="preserve"> </w:t>
       </w:r>
     </w:p>
     <w:p>
@@ -2016,10 +2027,7 @@
           </w:tcPr>
           <w:p>
             <w:r>
-              <w:t xml:space="preserve">I requisiti evidenziano utenti </w:t>
-            </w:r>
-            <w:r>
-              <w:t xml:space="preserve">lavoratori e studenti e la UX è </w:t>
+              <w:t xml:space="preserve">I requisiti evidenziano utenti lavoratori e studenti e la UX è </w:t>
             </w:r>
             <w:r>
               <w:lastRenderedPageBreak/>
@@ -2046,13 +2054,8 @@
           </w:tcPr>
           <w:p>
             <w:r>
-              <w:t xml:space="preserve">Elaborazione </w:t>
-            </w:r>
-            <w:proofErr w:type="spellStart"/>
-            <w:r>
-              <w:t>compelssa</w:t>
-            </w:r>
-            <w:proofErr w:type="spellEnd"/>
+              <w:t>Elaborazione compelssa</w:t>
+            </w:r>
           </w:p>
         </w:tc>
         <w:tc>
@@ -2554,13 +2557,8 @@
           </w:tcPr>
           <w:p>
             <w:r>
-              <w:t xml:space="preserve">I requisiti non specificano esplicitamente la necessità di </w:t>
-            </w:r>
-            <w:proofErr w:type="spellStart"/>
-            <w:r>
-              <w:t>onboarding</w:t>
-            </w:r>
-            <w:proofErr w:type="spellEnd"/>
+              <w:t>I requisiti non specificano esplicitamente la necessità di onboarding</w:t>
+            </w:r>
           </w:p>
         </w:tc>
       </w:tr>
@@ -3140,13 +3138,8 @@
                 <w:tab w:val="right" w:pos="2190"/>
               </w:tabs>
             </w:pPr>
-            <w:proofErr w:type="gramStart"/>
-            <w:r>
-              <w:t>Il team</w:t>
-            </w:r>
-            <w:proofErr w:type="gramEnd"/>
-            <w:r>
-              <w:t xml:space="preserve"> ha piena fiducia nelle capacità dell’analista capo</w:t>
+            <w:r>
+              <w:t>Il team ha piena fiducia nelle capacità dell’analista capo</w:t>
             </w:r>
           </w:p>
         </w:tc>
@@ -3168,13 +3161,8 @@
           </w:tcPr>
           <w:p>
             <w:r>
-              <w:t xml:space="preserve">Motivazione </w:t>
-            </w:r>
-            <w:proofErr w:type="gramStart"/>
-            <w:r>
-              <w:t>del team</w:t>
-            </w:r>
-            <w:proofErr w:type="gramEnd"/>
+              <w:t>Motivazione del team</w:t>
+            </w:r>
           </w:p>
         </w:tc>
         <w:tc>
@@ -3212,13 +3200,8 @@
                 <w:tab w:val="right" w:pos="2190"/>
               </w:tabs>
             </w:pPr>
-            <w:proofErr w:type="gramStart"/>
-            <w:r>
-              <w:t>Il team</w:t>
-            </w:r>
-            <w:proofErr w:type="gramEnd"/>
-            <w:r>
-              <w:t xml:space="preserve"> è estremamente motivato</w:t>
+            <w:r>
+              <w:t>Il team è estremamente motivato</w:t>
             </w:r>
           </w:p>
         </w:tc>
@@ -3341,13 +3324,8 @@
                 <w:tab w:val="right" w:pos="2190"/>
               </w:tabs>
             </w:pPr>
-            <w:proofErr w:type="gramStart"/>
-            <w:r>
-              <w:t>Il team</w:t>
-            </w:r>
-            <w:proofErr w:type="gramEnd"/>
-            <w:r>
-              <w:t xml:space="preserve"> si divide tra figure part-time e full-time</w:t>
+            <w:r>
+              <w:t>Il team si divide tra figure part-time e full-time</w:t>
             </w:r>
           </w:p>
         </w:tc>
@@ -3408,13 +3386,8 @@
                 <w:tab w:val="right" w:pos="2190"/>
               </w:tabs>
             </w:pPr>
-            <w:proofErr w:type="gramStart"/>
-            <w:r>
-              <w:t>Il team</w:t>
-            </w:r>
-            <w:proofErr w:type="gramEnd"/>
-            <w:r>
-              <w:t xml:space="preserve"> ha esperienza ridotta con gli strumenti</w:t>
+            <w:r>
+              <w:t>Il team ha esperienza ridotta con gli strumenti</w:t>
             </w:r>
           </w:p>
         </w:tc>
@@ -3667,18 +3640,7 @@
               <w:sz w:val="25"/>
               <w:szCs w:val="25"/>
             </w:rPr>
-            <m:t>UCP=UUCP·TCF·EF</m:t>
-          </m:r>
-          <m:r>
-            <m:rPr>
-              <m:sty m:val="p"/>
-            </m:rPr>
-            <w:rPr>
-              <w:rFonts w:ascii="Cambria Math" w:hAnsi="Cambria Math"/>
-              <w:sz w:val="25"/>
-              <w:szCs w:val="25"/>
-            </w:rPr>
-            <m:t>=166·0.98·0.83=135</m:t>
+            <m:t>UCP=UUCP·TCF·EF=166·0.98·0.83=135</m:t>
           </m:r>
         </m:oMath>
       </m:oMathPara>
@@ -3716,18 +3678,7 @@
               <w:sz w:val="25"/>
               <w:szCs w:val="25"/>
             </w:rPr>
-            <m:t>Effort=UCP·produttività</m:t>
-          </m:r>
-          <m:r>
-            <m:rPr>
-              <m:sty m:val="p"/>
-            </m:rPr>
-            <w:rPr>
-              <w:rFonts w:ascii="Cambria Math" w:hAnsi="Cambria Math"/>
-              <w:sz w:val="25"/>
-              <w:szCs w:val="25"/>
-            </w:rPr>
-            <m:t>=2700 ore/uomo</m:t>
+            <m:t>Effort=UCP·produttività=2700 ore/uomo</m:t>
           </m:r>
         </m:oMath>
       </m:oMathPara>
